--- a/적용_20261029/문서/2026-10-29_끝난작업_사후확인방법.docx
+++ b/적용_20261029/문서/2026-10-29_끝난작업_사후확인방법.docx
@@ -855,7 +855,7 @@
           <w:i w:val="0"/>
           <w:sz w:val="20"/>
         </w:rPr>
-        <w:t>보존 기간은 DB 의 DEL_HIS_SETTING 표 값이다(조회 0 번이 보여 준다). 기간이 지나면 자동으로 지워지므로 ★오래 두면 못 본다★ - 의문이 생기면 그 주 안에 조회해 결과를 저장해 두는 것이 좋다.</w:t>
+        <w:t>보존 기간은 DB 의 DEL_HIS_SETTING 표 값이다(표 0a 가 보여 준다). 기간이 지나면 자동으로 지워지므로 ★오래 두면 못 본다★ - 의문이 생기면 그 주 안에 조회해 결과를 저장해 두는 것이 좋다.</w:t>
       </w:r>
     </w:p>
     <w:p>
@@ -867,7 +867,7 @@
           <w:color w:val="B02A20"/>
           <w:sz w:val="19"/>
         </w:rPr>
-        <w:t>※ JOB_MST_HIS 는 트리거가 있어야 채워진다. 개발 DB 에는 있다. 현장 DB 에 있는지는 조회 0 번의 두 번째 표(트리거 이름이 나오면 있음)로 확인한다. 없으면 표 1 은 비어 있고, 만들어도 지난 일은 채워지지 않는다 (TASK\IO_TASK\trg_job_status_his.sql).</w:t>
+        <w:t>※ JOB_MST_HIS 는 트리거가 있어야 채워진다. 개발 DB 에는 있다. 현장 DB 에 있는지는 표 0b(트리거 이름이 나오면 있음)로 확인한다. 없으면 표 1 은 비어 있고, 만들어도 지난 일은 채워지지 않는다 (TASK\IO_TASK\trg_job_status_his.sql).</w:t>
       </w:r>
     </w:p>
     <w:p>
@@ -897,7 +897,7 @@
         <w:rPr>
           <w:sz w:val="20"/>
         </w:rPr>
-        <w:t>맨 위 DECLARE 세 줄을 고친다 : 작업번호(@L), 조회 시작(@FROM), 조회 끝(@TO) - 그 작업이 있던 날을 포함하게. 예) 2161 이 10월 27일이면 2026-10-27 00:00 ~ 2026-10-28 00:00.</w:t>
+        <w:t>맨 위 "★ 고칠 곳" INSERT 한 줄의 작업번호, 조회 시작, 조회 끝을 고친다 - 그 작업이 있던 날을 포함하게. 예) 2161 이 10월 27일이면 ("2161", 2026-10-27 00:00, 2026-10-28 00:00).</w:t>
       </w:r>
     </w:p>
     <w:p>
@@ -908,7 +908,7 @@
         <w:rPr>
           <w:sz w:val="20"/>
         </w:rPr>
-        <w:t>현장 DB(LGLS_IO)를 고르고 실행한다. 표 0~7 이 차례로 나온다. 읽기만 하고 아무것도 바꾸지 않는다.</w:t>
+        <w:t>현장 DB(LGLS_IO)를 고르고 ★스크립트 전체★ 를 실행한다 (DBeaver 는 Alt+X "Execute script" - Ctrl+Enter 는 커서가 있는 문장 하나만 돌려 결과가 안 나온다. SSMS 는 F5). 표 0a, 0b, 1~7 이 차례로 나오고 각 표 맨 왼쪽 칸이 표 번호이다. 읽기만 하고 아무것도 바꾸지 않는다.</w:t>
       </w:r>
     </w:p>
     <w:p>
